--- a/Shubham_More_CV.docx
+++ b/Shubham_More_CV.docx
@@ -46,7 +46,14 @@
           <w:sz w:val="22"/>
           <w:szCs w:val="22"/>
         </w:rPr>
-        <w:t>Project Management Officer  ·  Programme Controls &amp; Governance</w:t>
+        <w:t>Pro</w:t>
+      </w:r>
+      <w:r>
+        <w:rPr>
+          <w:sz w:val="22"/>
+          <w:szCs w:val="22"/>
+        </w:rPr>
+        <w:t>gramme Planner</w:t>
       </w:r>
     </w:p>
     <w:p>
@@ -55,7 +62,10 @@
         <w:jc w:val="center"/>
       </w:pPr>
       <w:r>
-        <w:t xml:space="preserve">Newport, UK  ·  shubhamdeepakmore@gmail.com  ·  </w:t>
+        <w:t>London</w:t>
+      </w:r>
+      <w:r>
+        <w:t xml:space="preserve">, UK  ·  shubhamdeepakmore@gmail.com  ·  </w:t>
       </w:r>
       <w:hyperlink r:id="rId5" w:history="1">
         <w:r>
@@ -119,15 +129,7 @@
           <w:bCs/>
           <w:vertAlign w:val="superscript"/>
         </w:rPr>
-        <w:t xml:space="preserve"> </w:t>
-      </w:r>
-      <w:r>
-        <w:rPr>
-          <w:b/>
-          <w:bCs/>
-          <w:vertAlign w:val="superscript"/>
-        </w:rPr>
-        <w:t>®</w:t>
+        <w:t xml:space="preserve"> ®</w:t>
       </w:r>
       <w:r>
         <w:t xml:space="preserve"> certification from PMI — the globally recognised equivalent of APM PMQ — earned through structured study and applied programme delivery experience.</w:t>
@@ -369,7 +371,16 @@
           <w:sz w:val="22"/>
           <w:szCs w:val="22"/>
         </w:rPr>
-        <w:t>CORE SKILLS</w:t>
+        <w:t>TOOLS &amp;</w:t>
+      </w:r>
+      <w:r>
+        <w:rPr>
+          <w:b/>
+          <w:bCs/>
+          <w:sz w:val="22"/>
+          <w:szCs w:val="22"/>
+        </w:rPr>
+        <w:t xml:space="preserve"> SKILLS</w:t>
       </w:r>
     </w:p>
     <w:p>
@@ -384,7 +395,10 @@
         <w:t xml:space="preserve">Tools:  </w:t>
       </w:r>
       <w:r>
-        <w:t>Power BI (Advanced)  ·  Microsoft Excel — Power Query, VBA, Pivots (Advanced)  ·  Microsoft Project (Beginner)</w:t>
+        <w:t>Power BI</w:t>
+      </w:r>
+      <w:r>
+        <w:t>, Microsoft Excel, Claude</w:t>
       </w:r>
     </w:p>
     <w:p>
@@ -396,56 +410,47 @@
           <w:b/>
           <w:bCs/>
         </w:rPr>
-        <w:t xml:space="preserve">Governance:  </w:t>
-      </w:r>
-      <w:r>
-        <w:t>Stakeholder &amp; Executive Reporting (Advanced)  ·  Risk &amp; Opportunity Management (Intermediate)  ·  Quality Governance &amp; Compliance (Beginner)</w:t>
+        <w:t>Skills</w:t>
+      </w:r>
+      <w:r>
+        <w:rPr>
+          <w:b/>
+          <w:bCs/>
+        </w:rPr>
+        <w:t xml:space="preserve">:  </w:t>
+      </w:r>
+      <w:r>
+        <w:t>Stakeholder &amp; Executive Reporting</w:t>
+      </w:r>
+      <w:r>
+        <w:t xml:space="preserve">, </w:t>
+      </w:r>
+      <w:r>
+        <w:t>Bottleneck Identification &amp; Escalation</w:t>
+      </w:r>
+      <w:r>
+        <w:t xml:space="preserve">, </w:t>
+      </w:r>
+      <w:r>
+        <w:t>Process Adherence &amp; Compliance Checking</w:t>
+      </w:r>
+      <w:r>
+        <w:t xml:space="preserve">, </w:t>
+      </w:r>
+      <w:r>
+        <w:t>Controlled Document Management</w:t>
+      </w:r>
+      <w:r>
+        <w:t xml:space="preserve"> and </w:t>
+      </w:r>
+      <w:r>
+        <w:t>Cross-Organisation Coordination</w:t>
       </w:r>
     </w:p>
     <w:p>
       <w:pPr>
         <w:spacing w:after="20"/>
       </w:pPr>
-      <w:r>
-        <w:rPr>
-          <w:b/>
-          <w:bCs/>
-        </w:rPr>
-        <w:t xml:space="preserve">Controls:  </w:t>
-      </w:r>
-      <w:r>
-        <w:t xml:space="preserve">Scope &amp; Change Control (Intermediate)  ·  Critical Path &amp; Schedule Monitoring (Intermediate)  </w:t>
-      </w:r>
-    </w:p>
-    <w:p>
-      <w:pPr>
-        <w:spacing w:after="20"/>
-      </w:pPr>
-      <w:r>
-        <w:rPr>
-          <w:b/>
-          <w:bCs/>
-        </w:rPr>
-        <w:t xml:space="preserve">Finance:  </w:t>
-      </w:r>
-      <w:r>
-        <w:t>Budget Tracking &amp; Forecasting (Intermediate)  ·  Cost Reporting &amp; Variance Analysis (Beginner)</w:t>
-      </w:r>
-    </w:p>
-    <w:p>
-      <w:pPr>
-        <w:spacing w:after="20"/>
-      </w:pPr>
-      <w:r>
-        <w:rPr>
-          <w:b/>
-          <w:bCs/>
-        </w:rPr>
-        <w:t xml:space="preserve">Planning:  </w:t>
-      </w:r>
-      <w:r>
-        <w:t>Resource Planning (Beginner)</w:t>
-      </w:r>
     </w:p>
     <w:p>
       <w:pPr>
